--- a/notes_furbished/PNPSection.docx
+++ b/notes_furbished/PNPSection.docx
@@ -13,9 +13,19 @@
           <w:bottom w:val="single" w:sz="6" w:space="1" w:color="auto"/>
         </w:pBdr>
       </w:pPr>
-      <w:r>
-        <w:t>InChange: Mr. Hanjala</w:t>
-      </w:r>
+      <w:proofErr w:type="spellStart"/>
+      <w:r>
+        <w:t>InChange</w:t>
+      </w:r>
+      <w:proofErr w:type="spellEnd"/>
+      <w:r>
+        <w:t xml:space="preserve">: Mr. </w:t>
+      </w:r>
+      <w:proofErr w:type="spellStart"/>
+      <w:r>
+        <w:t>Hanjala</w:t>
+      </w:r>
+      <w:proofErr w:type="spellEnd"/>
     </w:p>
     <w:p>
       <w:r>
@@ -39,6 +49,9 @@
       <w:r>
         <w:t>Gate pass for entering loco</w:t>
       </w:r>
+      <w:r>
+        <w:t xml:space="preserve"> issued from here</w:t>
+      </w:r>
     </w:p>
     <w:p>
       <w:pPr>
@@ -230,7 +243,15 @@
         <w:t xml:space="preserve">Repair </w:t>
       </w:r>
       <w:r>
-        <w:t>components from the stores depot is done at the MR section. Work order for this is prepared here.</w:t>
+        <w:t xml:space="preserve">components from the </w:t>
+      </w:r>
+      <w:proofErr w:type="gramStart"/>
+      <w:r>
+        <w:t>stores</w:t>
+      </w:r>
+      <w:proofErr w:type="gramEnd"/>
+      <w:r>
+        <w:t xml:space="preserve"> depot is done at the MR section. Work order for this is prepared here.</w:t>
       </w:r>
     </w:p>
     <w:p>
